--- a/landing-page/program-detail/rushford-business-school/mba/10-mba-in-entrepreneurship-and-innovation.docx
+++ b/landing-page/program-detail/rushford-business-school/mba/10-mba-in-entrepreneurship-and-innovation.docx
@@ -336,7 +336,7 @@
     </w:p>
     <w:p>
       <w:r>
-        <w:t>This MBA is aimed at people who build things: founders, would-be founders, and the corporate managers who are asked to innovate inside organizations that were not designed for it. After the Rushford management core, the specialization covers startup creation, product and service development, innovation management, technology adoption, and incubation through to growth.</w:t>
+        <w:t>This MBA is aimed at people who build things: founders, would-be founders, and the corporate managers who are asked to innovate inside organisations that were not designed for it. After the Rushford management core, the specialisation covers startup creation, product and service development, innovation management, technology adoption, and incubation through to growth.</w:t>
       </w:r>
     </w:p>
     <w:p>
@@ -375,7 +375,7 @@
     </w:p>
     <w:p>
       <w:r>
-        <w:t>UAE startups raised USD 2 billion across 218 deals in 2025, second in MENA. The region does not lack ideas; it lacks operators with formal training.</w:t>
+        <w:t>Venture capital keeps flowing into UAE startups year after year. The region does not lack ideas; it lacks operators with formal training.</w:t>
       </w:r>
     </w:p>
     <w:p>
@@ -470,7 +470,7 @@
         <w:pStyle w:val="ListNumber"/>
       </w:pPr>
       <w:r>
-        <w:t>Manage innovation inside organizations that resist it</w:t>
+        <w:t>Manage innovation inside organisations that resist it</w:t>
       </w:r>
     </w:p>
     <w:p>
@@ -616,7 +616,7 @@
     </w:p>
     <w:p>
       <w:r>
-        <w:t>Four stages: management foundations, the business core, the entrepreneurship and innovation specialization, and a capstone on your own venture or problem.</w:t>
+        <w:t>Four stages: management foundations, the business core, the entrepreneurship and innovation specialisation, and a capstone on your own venture or problem.</w:t>
       </w:r>
     </w:p>
     <w:p>
@@ -747,7 +747,7 @@
         <w:spacing w:before="200"/>
       </w:pPr>
       <w:r>
-        <w:t>Stage 3 · The entrepreneurship and innovation specialization</w:t>
+        <w:t>Stage 3 · The entrepreneurship and innovation specialisation</w:t>
       </w:r>
     </w:p>
     <w:p>
@@ -771,7 +771,7 @@
         <w:pStyle w:val="ListBullet"/>
       </w:pPr>
       <w:r>
-        <w:t>Innovation management in established organizations</w:t>
+        <w:t>Innovation management in established organisations</w:t>
       </w:r>
     </w:p>
     <w:p>
@@ -1040,7 +1040,7 @@
     </w:p>
     <w:p>
       <w:r>
-        <w:t>UAE startups raised USD 2 billion across 218 deals in 2025, second only to Saudi Arabia in a MENA region that set a record at USD 7.5 billion. Capital is looking for credible operators.</w:t>
+        <w:t>Venture capital keeps flowing into UAE startups year after year. Capital is looking for credible operators.</w:t>
       </w:r>
     </w:p>
     <w:p>
@@ -1053,7 +1053,7 @@
     </w:p>
     <w:p>
       <w:r>
-        <w:t>Dubai captured 93% of UAE tech funding in the first half of 2025, with fintech, proptech, and AI leading deal flow. The network effects of studying here are real.</w:t>
+        <w:t>Dubai concentrates the UAE's startup ecosystem, with fintech, proptech, and AI leading the deal flow. The network effects of studying here are real.</w:t>
       </w:r>
     </w:p>
     <w:p>
@@ -1079,7 +1079,7 @@
     </w:p>
     <w:p>
       <w:r>
-        <w:t>The specialization is designed for intrapreneurs as well as founders; large Gulf organizations pay for innovation roles with actual budgets.</w:t>
+        <w:t>The specialisation is designed for intrapreneurs as well as founders; large Gulf organisations pay for innovation roles with actual budgets.</w:t>
       </w:r>
     </w:p>
     <w:p>

--- a/landing-page/program-detail/rushford-business-school/mba/10-mba-in-entrepreneurship-and-innovation.docx
+++ b/landing-page/program-detail/rushford-business-school/mba/10-mba-in-entrepreneurship-and-innovation.docx
@@ -38,7 +38,7 @@
         <w:t xml:space="preserve">Meta Description: </w:t>
       </w:r>
       <w:r>
-        <w:t>16-month online MBA in Entrepreneurship and Innovation from Rushford Business School. 90 ECTS, evening study, AED instalments. Enquire now.</w:t>
+        <w:t>16-month online MBA in Entrepreneurship and Innovation from Rushford Business School. 90 ECTS, evening study, AED installments. Enquire now.</w:t>
       </w:r>
     </w:p>
     <w:p>
@@ -126,7 +126,7 @@
         <w:pStyle w:val="Heading2"/>
       </w:pPr>
       <w:r>
-        <w:t>Programme at a Glance</w:t>
+        <w:t>Program At A Glance</w:t>
       </w:r>
     </w:p>
     <w:tbl>
@@ -331,12 +331,12 @@
         <w:pStyle w:val="Heading2"/>
       </w:pPr>
       <w:r>
-        <w:t>Programme Overview</w:t>
+        <w:t>Program Overview</w:t>
       </w:r>
     </w:p>
     <w:p>
       <w:r>
-        <w:t>This MBA is aimed at people who build things: founders, would-be founders, and the corporate managers who are asked to innovate inside organisations that were not designed for it. After the Rushford management core, the specialisation covers startup creation, product and service development, innovation management, technology adoption, and incubation through to growth.</w:t>
+        <w:t>This MBA is aimed at people who build things: founders, would-be founders, and the corporate managers who are asked to innovate inside organizations that were not designed for it. After the Rushford management core, the specialization covers startup creation, product and service development, innovation management, technology adoption, and incubation through to growth.</w:t>
       </w:r>
     </w:p>
     <w:p>
@@ -349,7 +349,7 @@
         <w:pStyle w:val="Heading2"/>
       </w:pPr>
       <w:r>
-        <w:t>Why Choose This Programme</w:t>
+        <w:t>Why Choose This Program</w:t>
       </w:r>
     </w:p>
     <w:p>
@@ -409,7 +409,7 @@
         <w:rPr>
           <w:b/>
         </w:rPr>
-        <w:t>Dirham instalments, interest-free</w:t>
+        <w:t>Dirham installments, interest-free</w:t>
       </w:r>
     </w:p>
     <w:p>
@@ -470,7 +470,7 @@
         <w:pStyle w:val="ListNumber"/>
       </w:pPr>
       <w:r>
-        <w:t>Manage innovation inside organisations that resist it</w:t>
+        <w:t>Manage innovation inside organizations that resist it</w:t>
       </w:r>
     </w:p>
     <w:p>
@@ -598,7 +598,7 @@
         <w:pStyle w:val="ListBullet"/>
       </w:pPr>
       <w:r>
-        <w:t>Innovation Programme Manager</w:t>
+        <w:t>Innovation Program Manager</w:t>
       </w:r>
     </w:p>
     <w:p>
@@ -606,7 +606,7 @@
         <w:pStyle w:val="Heading2"/>
       </w:pPr>
       <w:r>
-        <w:t>Programme Structure</w:t>
+        <w:t>Program Structure</w:t>
       </w:r>
     </w:p>
     <w:p>
@@ -616,7 +616,7 @@
     </w:p>
     <w:p>
       <w:r>
-        <w:t>Four stages: management foundations, the business core, the entrepreneurship and innovation specialisation, and a capstone on your own venture or problem.</w:t>
+        <w:t>Four stages: management foundations, the business core, the entrepreneurship and innovation specialization, and a capstone on your own venture or problem.</w:t>
       </w:r>
     </w:p>
     <w:p>
@@ -747,7 +747,7 @@
         <w:spacing w:before="200"/>
       </w:pPr>
       <w:r>
-        <w:t>Stage 3 · The entrepreneurship and innovation specialisation</w:t>
+        <w:t>Stage 3 · The entrepreneurship and innovation specialization</w:t>
       </w:r>
     </w:p>
     <w:p>
@@ -771,7 +771,7 @@
         <w:pStyle w:val="ListBullet"/>
       </w:pPr>
       <w:r>
-        <w:t>Innovation management in established organisations</w:t>
+        <w:t>Innovation management in established organizations</w:t>
       </w:r>
     </w:p>
     <w:p>
@@ -932,7 +932,7 @@
                 <w:b/>
                 <w:sz w:val="20"/>
               </w:rPr>
-              <w:t>Affordable instalments</w:t>
+              <w:t>Affordable installments</w:t>
             </w:r>
           </w:p>
         </w:tc>
@@ -1003,7 +1003,7 @@
               <w:rPr>
                 <w:sz w:val="20"/>
               </w:rPr>
-              <w:t>Enrolment done with you, step by step</w:t>
+              <w:t>Enrollment done with you, step by step</w:t>
             </w:r>
           </w:p>
         </w:tc>
@@ -1061,12 +1061,12 @@
         <w:rPr>
           <w:b/>
         </w:rPr>
-        <w:t>Government programmes are accelerating founders</w:t>
+        <w:t>Government programs are accelerating founders</w:t>
       </w:r>
     </w:p>
     <w:p>
       <w:r>
-        <w:t>Initiatives like the Unicorn 30 programme are fast-tracking frontier companies toward billion-dollar valuations, and they want founders who can defend a business plan.</w:t>
+        <w:t>Initiatives like the Unicorn 30 program are fast-tracking frontier companies toward billion-dollar valuations, and they want founders who can defend a business plan.</w:t>
       </w:r>
     </w:p>
     <w:p>
@@ -1079,7 +1079,7 @@
     </w:p>
     <w:p>
       <w:r>
-        <w:t>The specialisation is designed for intrapreneurs as well as founders; large Gulf organisations pay for innovation roles with actual budgets.</w:t>
+        <w:t>The specialization is designed for intrapreneurs as well as founders; large Gulf organizations pay for innovation roles with actual budgets.</w:t>
       </w:r>
     </w:p>
     <w:p>
@@ -1196,7 +1196,7 @@
                 <w:b/>
                 <w:sz w:val="20"/>
               </w:rPr>
-              <w:t>Monthly Instalments</w:t>
+              <w:t>Monthly Installments</w:t>
             </w:r>
           </w:p>
         </w:tc>
@@ -1281,7 +1281,7 @@
         <w:t xml:space="preserve">Request the fee structure: </w:t>
       </w:r>
       <w:r>
-        <w:t>Fees shift with intake and study mode, so no fixed figure appears here. Request the personal breakdown from admissions; it is free and commits you to nothing. Across our Master's programmes, totals usually sit between AED 16,000 and 40,000.</w:t>
+        <w:t>Fees shift with intake and study mode, so no fixed figure appears here. Request the personal breakdown from admissions; it is free and commits you to nothing. Across our Master's programs, totals usually sit between AED 16,000 and 40,000.</w:t>
       </w:r>
     </w:p>
     <w:sectPr>
